--- a/산출물_단위테스트/[KDT] 인천부평_네바퀴_단위테스트_계획서.docx
+++ b/산출물_단위테스트/[KDT] 인천부평_네바퀴_단위테스트_계획서.docx
@@ -1551,6 +1551,406 @@
       </w:tr>
     </w:tbl>
     <w:p/>
+    <w:p>
+      <w:r>
+        <w:br w:type="page"/>
+      </w:r>
+    </w:p>
+    <w:p>
+      <w:pPr>
+        <w:spacing w:before="240" w:after="120"/>
+      </w:pPr>
+      <w:r>
+        <w:rPr>
+          <w:rFonts w:ascii="맑은 고딕" w:hAnsi="맑은 고딕"/>
+          <w:b/>
+          <w:color w:val="1F4E79"/>
+          <w:sz w:val="30"/>
+        </w:rPr>
+        <w:t>5. 예지보전 추가 단위테스트 계획</w:t>
+      </w:r>
+    </w:p>
+    <w:p>
+      <w:pPr>
+        <w:spacing w:after="80"/>
+      </w:pPr>
+      <w:r>
+        <w:rPr>
+          <w:rFonts w:ascii="맑은 고딕" w:hAnsi="맑은 고딕"/>
+          <w:b w:val="0"/>
+          <w:sz w:val="21"/>
+        </w:rPr>
+        <w:t>2026.06.23 추가 구현한 예지보전 운영 기능에 대해 프로젝트 기능 단위의 API 산출값과 상태 전이 기록을 검증한다.</w:t>
+      </w:r>
+    </w:p>
+    <w:p>
+      <w:pPr>
+        <w:spacing w:after="40"/>
+        <w:ind w:left="259" w:hanging="115"/>
+      </w:pPr>
+      <w:r>
+        <w:rPr>
+          <w:rFonts w:ascii="맑은 고딕" w:hAnsi="맑은 고딕"/>
+          <w:sz w:val="21"/>
+        </w:rPr>
+        <w:t>- 검증 대상: 예지보전 요약 상태 산출, 정비 건 상태 전이 이력, 담당자 후보 역할 필터링</w:t>
+      </w:r>
+    </w:p>
+    <w:p>
+      <w:pPr>
+        <w:spacing w:after="40"/>
+        <w:ind w:left="259" w:hanging="115"/>
+      </w:pPr>
+      <w:r>
+        <w:rPr>
+          <w:rFonts w:ascii="맑은 고딕" w:hAnsi="맑은 고딕"/>
+          <w:sz w:val="21"/>
+        </w:rPr>
+        <w:t>- 검증 기준: API 응답값과 상태 전이 순서가 요구 흐름과 일치하고 오류 응답 없이 조회되어야 한다.</w:t>
+      </w:r>
+    </w:p>
+    <w:tbl>
+      <w:tblPr>
+        <w:tblStyle w:val="TableGrid"/>
+        <w:tblW w:type="auto" w:w="0"/>
+        <w:tblLook w:firstColumn="1" w:firstRow="1" w:lastColumn="0" w:lastRow="0" w:noHBand="0" w:noVBand="1" w:val="04A0"/>
+      </w:tblPr>
+      <w:tblGrid>
+        <w:gridCol w:w="2493"/>
+        <w:gridCol w:w="2493"/>
+        <w:gridCol w:w="2493"/>
+        <w:gridCol w:w="2493"/>
+      </w:tblGrid>
+      <w:tr>
+        <w:tc>
+          <w:tcPr>
+            <w:tcW w:type="dxa" w:w="1440"/>
+          </w:tcPr>
+          <w:p>
+            <w:pPr>
+              <w:spacing w:after="0"/>
+              <w:jc w:val="center"/>
+            </w:pPr>
+            <w:r/>
+            <w:r>
+              <w:rPr>
+                <w:rFonts w:ascii="맑은 고딕" w:hAnsi="맑은 고딕"/>
+                <w:b/>
+                <w:sz w:val="18"/>
+              </w:rPr>
+              <w:t>ID</w:t>
+            </w:r>
+          </w:p>
+        </w:tc>
+        <w:tc>
+          <w:tcPr>
+            <w:tcW w:type="dxa" w:w="2016"/>
+          </w:tcPr>
+          <w:p>
+            <w:pPr>
+              <w:spacing w:after="0"/>
+              <w:jc w:val="center"/>
+            </w:pPr>
+            <w:r/>
+            <w:r>
+              <w:rPr>
+                <w:rFonts w:ascii="맑은 고딕" w:hAnsi="맑은 고딕"/>
+                <w:b/>
+                <w:sz w:val="18"/>
+              </w:rPr>
+              <w:t>항목</w:t>
+            </w:r>
+          </w:p>
+        </w:tc>
+        <w:tc>
+          <w:tcPr>
+            <w:tcW w:type="dxa" w:w="2448"/>
+          </w:tcPr>
+          <w:p>
+            <w:pPr>
+              <w:spacing w:after="0"/>
+              <w:jc w:val="center"/>
+            </w:pPr>
+            <w:r/>
+            <w:r>
+              <w:rPr>
+                <w:rFonts w:ascii="맑은 고딕" w:hAnsi="맑은 고딕"/>
+                <w:b/>
+                <w:sz w:val="18"/>
+              </w:rPr>
+              <w:t>수행 내용</w:t>
+            </w:r>
+          </w:p>
+        </w:tc>
+        <w:tc>
+          <w:tcPr>
+            <w:tcW w:type="dxa" w:w="3456"/>
+          </w:tcPr>
+          <w:p>
+            <w:pPr>
+              <w:spacing w:after="0"/>
+              <w:jc w:val="center"/>
+            </w:pPr>
+            <w:r/>
+            <w:r>
+              <w:rPr>
+                <w:rFonts w:ascii="맑은 고딕" w:hAnsi="맑은 고딕"/>
+                <w:b/>
+                <w:sz w:val="18"/>
+              </w:rPr>
+              <w:t>검증 기준</w:t>
+            </w:r>
+          </w:p>
+        </w:tc>
+      </w:tr>
+      <w:tr>
+        <w:tc>
+          <w:tcPr>
+            <w:tcW w:type="dxa" w:w="1440"/>
+          </w:tcPr>
+          <w:p>
+            <w:pPr>
+              <w:spacing w:after="0"/>
+              <w:jc w:val="center"/>
+            </w:pPr>
+            <w:r/>
+            <w:r>
+              <w:rPr>
+                <w:rFonts w:ascii="맑은 고딕" w:hAnsi="맑은 고딕"/>
+                <w:b w:val="0"/>
+                <w:sz w:val="18"/>
+              </w:rPr>
+              <w:t>UT-PM-001</w:t>
+            </w:r>
+          </w:p>
+        </w:tc>
+        <w:tc>
+          <w:tcPr>
+            <w:tcW w:type="dxa" w:w="2016"/>
+          </w:tcPr>
+          <w:p>
+            <w:pPr>
+              <w:spacing w:after="0"/>
+              <w:jc w:val="center"/>
+            </w:pPr>
+            <w:r/>
+            <w:r>
+              <w:rPr>
+                <w:rFonts w:ascii="맑은 고딕" w:hAnsi="맑은 고딕"/>
+                <w:b w:val="0"/>
+                <w:sz w:val="18"/>
+              </w:rPr>
+              <w:t>예지보전 요약 상태</w:t>
+            </w:r>
+          </w:p>
+        </w:tc>
+        <w:tc>
+          <w:tcPr>
+            <w:tcW w:type="dxa" w:w="2448"/>
+          </w:tcPr>
+          <w:p>
+            <w:pPr>
+              <w:spacing w:after="0"/>
+              <w:jc w:val="left"/>
+            </w:pPr>
+            <w:r/>
+            <w:r>
+              <w:rPr>
+                <w:rFonts w:ascii="맑은 고딕" w:hAnsi="맑은 고딕"/>
+                <w:b w:val="0"/>
+                <w:sz w:val="18"/>
+              </w:rPr>
+              <w:t>summary API 조회</w:t>
+            </w:r>
+          </w:p>
+        </w:tc>
+        <w:tc>
+          <w:tcPr>
+            <w:tcW w:type="dxa" w:w="3456"/>
+          </w:tcPr>
+          <w:p>
+            <w:pPr>
+              <w:spacing w:after="0"/>
+              <w:jc w:val="left"/>
+            </w:pPr>
+            <w:r/>
+            <w:r>
+              <w:rPr>
+                <w:rFonts w:ascii="맑은 고딕" w:hAnsi="맑은 고딕"/>
+                <w:b w:val="0"/>
+                <w:sz w:val="18"/>
+              </w:rPr>
+              <w:t>위험 카메라 1대, 열린 이상 6건, 정비 건 지표 확인</w:t>
+            </w:r>
+          </w:p>
+        </w:tc>
+      </w:tr>
+      <w:tr>
+        <w:tc>
+          <w:tcPr>
+            <w:tcW w:type="dxa" w:w="1440"/>
+          </w:tcPr>
+          <w:p>
+            <w:pPr>
+              <w:spacing w:after="0"/>
+              <w:jc w:val="center"/>
+            </w:pPr>
+            <w:r/>
+            <w:r>
+              <w:rPr>
+                <w:rFonts w:ascii="맑은 고딕" w:hAnsi="맑은 고딕"/>
+                <w:b w:val="0"/>
+                <w:sz w:val="18"/>
+              </w:rPr>
+              <w:t>UT-PM-002</w:t>
+            </w:r>
+          </w:p>
+        </w:tc>
+        <w:tc>
+          <w:tcPr>
+            <w:tcW w:type="dxa" w:w="2016"/>
+          </w:tcPr>
+          <w:p>
+            <w:pPr>
+              <w:spacing w:after="0"/>
+              <w:jc w:val="center"/>
+            </w:pPr>
+            <w:r/>
+            <w:r>
+              <w:rPr>
+                <w:rFonts w:ascii="맑은 고딕" w:hAnsi="맑은 고딕"/>
+                <w:b w:val="0"/>
+                <w:sz w:val="18"/>
+              </w:rPr>
+              <w:t>정비 변경 이력</w:t>
+            </w:r>
+          </w:p>
+        </w:tc>
+        <w:tc>
+          <w:tcPr>
+            <w:tcW w:type="dxa" w:w="2448"/>
+          </w:tcPr>
+          <w:p>
+            <w:pPr>
+              <w:spacing w:after="0"/>
+              <w:jc w:val="left"/>
+            </w:pPr>
+            <w:r/>
+            <w:r>
+              <w:rPr>
+                <w:rFonts w:ascii="맑은 고딕" w:hAnsi="맑은 고딕"/>
+                <w:b w:val="0"/>
+                <w:sz w:val="18"/>
+              </w:rPr>
+              <w:t>histories API 조회</w:t>
+            </w:r>
+          </w:p>
+        </w:tc>
+        <w:tc>
+          <w:tcPr>
+            <w:tcW w:type="dxa" w:w="3456"/>
+          </w:tcPr>
+          <w:p>
+            <w:pPr>
+              <w:spacing w:after="0"/>
+              <w:jc w:val="left"/>
+            </w:pPr>
+            <w:r/>
+            <w:r>
+              <w:rPr>
+                <w:rFonts w:ascii="맑은 고딕" w:hAnsi="맑은 고딕"/>
+                <w:b w:val="0"/>
+                <w:sz w:val="18"/>
+              </w:rPr>
+              <w:t>OPEN -&gt; ASSIGNED -&gt; IN_PROGRESS -&gt; RESOLVED -&gt; CLOSED 순서 확인</w:t>
+            </w:r>
+          </w:p>
+        </w:tc>
+      </w:tr>
+      <w:tr>
+        <w:tc>
+          <w:tcPr>
+            <w:tcW w:type="dxa" w:w="1440"/>
+          </w:tcPr>
+          <w:p>
+            <w:pPr>
+              <w:spacing w:after="0"/>
+              <w:jc w:val="center"/>
+            </w:pPr>
+            <w:r/>
+            <w:r>
+              <w:rPr>
+                <w:rFonts w:ascii="맑은 고딕" w:hAnsi="맑은 고딕"/>
+                <w:b w:val="0"/>
+                <w:sz w:val="18"/>
+              </w:rPr>
+              <w:t>UT-PM-003</w:t>
+            </w:r>
+          </w:p>
+        </w:tc>
+        <w:tc>
+          <w:tcPr>
+            <w:tcW w:type="dxa" w:w="2016"/>
+          </w:tcPr>
+          <w:p>
+            <w:pPr>
+              <w:spacing w:after="0"/>
+              <w:jc w:val="center"/>
+            </w:pPr>
+            <w:r/>
+            <w:r>
+              <w:rPr>
+                <w:rFonts w:ascii="맑은 고딕" w:hAnsi="맑은 고딕"/>
+                <w:b w:val="0"/>
+                <w:sz w:val="18"/>
+              </w:rPr>
+              <w:t>담당자 후보 필터</w:t>
+            </w:r>
+          </w:p>
+        </w:tc>
+        <w:tc>
+          <w:tcPr>
+            <w:tcW w:type="dxa" w:w="2448"/>
+          </w:tcPr>
+          <w:p>
+            <w:pPr>
+              <w:spacing w:after="0"/>
+              <w:jc w:val="left"/>
+            </w:pPr>
+            <w:r/>
+            <w:r>
+              <w:rPr>
+                <w:rFonts w:ascii="맑은 고딕" w:hAnsi="맑은 고딕"/>
+                <w:b w:val="0"/>
+                <w:sz w:val="18"/>
+              </w:rPr>
+              <w:t>assignees API 조회</w:t>
+            </w:r>
+          </w:p>
+        </w:tc>
+        <w:tc>
+          <w:tcPr>
+            <w:tcW w:type="dxa" w:w="3456"/>
+          </w:tcPr>
+          <w:p>
+            <w:pPr>
+              <w:spacing w:after="0"/>
+              <w:jc w:val="left"/>
+            </w:pPr>
+            <w:r/>
+            <w:r>
+              <w:rPr>
+                <w:rFonts w:ascii="맑은 고딕" w:hAnsi="맑은 고딕"/>
+                <w:b w:val="0"/>
+                <w:sz w:val="18"/>
+              </w:rPr>
+              <w:t>USER 제외, ADMIN/OPERATOR/MAINTAINER 후보만 반환</w:t>
+            </w:r>
+          </w:p>
+        </w:tc>
+      </w:tr>
+    </w:tbl>
+    <w:p/>
     <w:sectPr>
       <w:pgSz w:w="12240" w:h="15840"/>
       <w:pgMar w:top="1134" w:right="1134" w:bottom="1134" w:left="1134" w:header="720" w:footer="720" w:gutter="0"/>
